--- a/RT/РТ (УП11) пара 19 ст Ермилов Д.Е..docx
+++ b/RT/РТ (УП11) пара 19 ст Ермилов Д.Е..docx
@@ -6209,7 +6209,9 @@
                 <w:lang w:eastAsia="ru-RU"/>
               </w:rPr>
             </w:pPr>
-            <w:r/>
+            <w:r>
+              <w:t>NULL допустим</w:t>
+            </w:r>
           </w:p>
         </w:tc>
       </w:tr>
